--- a/English/LiangXiaoHua/2026/0807/【文章】 标注生词 0500_s25_in_11.docx
+++ b/English/LiangXiaoHua/2026/0807/【文章】 标注生词 0500_s25_in_11.docx
@@ -6268,15 +6268,7 @@
         <w:rPr>
           <w:color w:val="231F20"/>
         </w:rPr>
-        <w:t>tea</w:t>
-      </w:r>
-      <w:bookmarkStart w:id="0" w:name="_GoBack"/>
-      <w:bookmarkEnd w:id="0"/>
-      <w:r>
-        <w:rPr>
-          <w:color w:val="231F20"/>
-        </w:rPr>
-        <w:t>ms</w:t>
+        <w:t>teams</w:t>
       </w:r>
       <w:r>
         <w:rPr>
@@ -7066,7 +7058,23 @@
           <w:color w:val="231F20"/>
           <w:sz w:val="22"/>
         </w:rPr>
-        <w:t>‘detectorist’ –</w:t>
+        <w:t>‘</w:t>
+      </w:r>
+      <w:r>
+        <w:rPr>
+          <w:i/>
+          <w:color w:val="00B050"/>
+          <w:sz w:val="22"/>
+        </w:rPr>
+        <w:t>detectorist</w:t>
+      </w:r>
+      <w:r>
+        <w:rPr>
+          <w:i/>
+          <w:color w:val="231F20"/>
+          <w:sz w:val="22"/>
+        </w:rPr>
+        <w:t>’ –</w:t>
       </w:r>
       <w:r>
         <w:rPr>
@@ -7168,7 +7176,39 @@
           <w:color w:val="231F20"/>
           <w:sz w:val="22"/>
         </w:rPr>
-        <w:t>a hobby, using a special machine that beeps when it detects something metallic buried in the ground.</w:t>
+        <w:t xml:space="preserve">a hobby, using a special machine that </w:t>
+      </w:r>
+      <w:r>
+        <w:rPr>
+          <w:i/>
+          <w:color w:val="00B050"/>
+          <w:sz w:val="22"/>
+        </w:rPr>
+        <w:t>beep</w:t>
+      </w:r>
+      <w:r>
+        <w:rPr>
+          <w:i/>
+          <w:color w:val="231F20"/>
+          <w:sz w:val="22"/>
+        </w:rPr>
+        <w:t xml:space="preserve">s when it detects something </w:t>
+      </w:r>
+      <w:r>
+        <w:rPr>
+          <w:i/>
+          <w:color w:val="00B050"/>
+          <w:sz w:val="22"/>
+        </w:rPr>
+        <w:t>metallic</w:t>
+      </w:r>
+      <w:r>
+        <w:rPr>
+          <w:i/>
+          <w:color w:val="231F20"/>
+          <w:sz w:val="22"/>
+        </w:rPr>
+        <w:t xml:space="preserve"> buried in the ground.</w:t>
       </w:r>
     </w:p>
     <w:p>
@@ -7215,20 +7255,20 @@
       </w:r>
       <w:r>
         <w:rPr>
-          <w:color w:val="231F20"/>
+          <w:color w:val="00B050"/>
         </w:rPr>
         <w:t>mixed</w:t>
       </w:r>
       <w:r>
         <w:rPr>
-          <w:color w:val="231F20"/>
+          <w:color w:val="00B050"/>
           <w:spacing w:val="-5"/>
         </w:rPr>
         <w:t xml:space="preserve"> </w:t>
       </w:r>
       <w:r>
         <w:rPr>
-          <w:color w:val="231F20"/>
+          <w:color w:val="00B050"/>
         </w:rPr>
         <w:t>reactions</w:t>
       </w:r>
@@ -7488,61 +7528,67 @@
       </w:r>
       <w:r>
         <w:rPr>
-          <w:color w:val="231F20"/>
+          <w:color w:val="00B050"/>
         </w:rPr>
         <w:t>it</w:t>
       </w:r>
       <w:r>
         <w:rPr>
-          <w:color w:val="231F20"/>
+          <w:color w:val="00B050"/>
           <w:spacing w:val="-3"/>
         </w:rPr>
         <w:t xml:space="preserve"> </w:t>
       </w:r>
       <w:r>
         <w:rPr>
-          <w:color w:val="231F20"/>
+          <w:color w:val="00B050"/>
         </w:rPr>
         <w:t>just</w:t>
       </w:r>
       <w:r>
         <w:rPr>
-          <w:color w:val="231F20"/>
+          <w:color w:val="00B050"/>
           <w:spacing w:val="-3"/>
         </w:rPr>
         <w:t xml:space="preserve"> </w:t>
       </w:r>
       <w:r>
         <w:rPr>
-          <w:color w:val="231F20"/>
+          <w:color w:val="00B050"/>
         </w:rPr>
         <w:t>confirms</w:t>
       </w:r>
       <w:r>
         <w:rPr>
-          <w:color w:val="231F20"/>
+          <w:color w:val="00B050"/>
           <w:spacing w:val="-3"/>
         </w:rPr>
         <w:t xml:space="preserve"> </w:t>
       </w:r>
       <w:r>
         <w:rPr>
-          <w:color w:val="231F20"/>
+          <w:color w:val="00B050"/>
         </w:rPr>
         <w:t>I’m</w:t>
       </w:r>
       <w:r>
         <w:rPr>
-          <w:color w:val="231F20"/>
+          <w:color w:val="00B050"/>
           <w:spacing w:val="-3"/>
         </w:rPr>
         <w:t xml:space="preserve"> </w:t>
       </w:r>
       <w:r>
         <w:rPr>
-          <w:color w:val="231F20"/>
-        </w:rPr>
-        <w:t>boring.</w:t>
+          <w:color w:val="00B050"/>
+        </w:rPr>
+        <w:t>boring</w:t>
+      </w:r>
+      <w:r>
+        <w:rPr>
+          <w:color w:val="231F20"/>
+        </w:rPr>
+        <w:t>.</w:t>
       </w:r>
       <w:r>
         <w:rPr>
@@ -8221,13 +8267,13 @@
       </w:r>
       <w:r>
         <w:rPr>
-          <w:color w:val="231F20"/>
+          <w:color w:val="00B050"/>
         </w:rPr>
         <w:t>examine</w:t>
       </w:r>
       <w:r>
         <w:rPr>
-          <w:color w:val="231F20"/>
+          <w:color w:val="00B050"/>
           <w:spacing w:val="-6"/>
         </w:rPr>
         <w:t xml:space="preserve"> </w:t>
@@ -8247,9 +8293,27 @@
       </w:r>
       <w:r>
         <w:rPr>
-          <w:color w:val="231F20"/>
-        </w:rPr>
-        <w:t>value any find and strict rules govern what happens to any ‘treasure’ after that.</w:t>
+          <w:color w:val="00B050"/>
+        </w:rPr>
+        <w:t>value any find</w:t>
+      </w:r>
+      <w:r>
+        <w:rPr>
+          <w:color w:val="231F20"/>
+        </w:rPr>
+        <w:t xml:space="preserve"> and strict rules </w:t>
+      </w:r>
+      <w:r>
+        <w:rPr>
+          <w:color w:val="00B050"/>
+        </w:rPr>
+        <w:t xml:space="preserve">govern </w:t>
+      </w:r>
+      <w:r>
+        <w:rPr>
+          <w:color w:val="231F20"/>
+        </w:rPr>
+        <w:t>what happens to any ‘treasure’ after that.</w:t>
       </w:r>
     </w:p>
     <w:p>
@@ -8433,9 +8497,15 @@
       </w:r>
       <w:r>
         <w:rPr>
-          <w:color w:val="231F20"/>
-        </w:rPr>
-        <w:t>congratulatory reports in newspapers</w:t>
+          <w:color w:val="00B050"/>
+        </w:rPr>
+        <w:t xml:space="preserve">congratulatory </w:t>
+      </w:r>
+      <w:r>
+        <w:rPr>
+          <w:color w:val="231F20"/>
+        </w:rPr>
+        <w:t>reports in newspapers</w:t>
       </w:r>
       <w:r>
         <w:rPr>
@@ -8446,9 +8516,15 @@
       </w:r>
       <w:r>
         <w:rPr>
-          <w:color w:val="231F20"/>
-        </w:rPr>
-        <w:t>detail the wonderful</w:t>
+          <w:color w:val="00B050"/>
+        </w:rPr>
+        <w:t xml:space="preserve">detail </w:t>
+      </w:r>
+      <w:r>
+        <w:rPr>
+          <w:color w:val="231F20"/>
+        </w:rPr>
+        <w:t>the wonderful</w:t>
       </w:r>
       <w:r>
         <w:rPr>
@@ -8461,7 +8537,13 @@
         <w:rPr>
           <w:color w:val="231F20"/>
         </w:rPr>
-        <w:t>things found, back-stories</w:t>
+        <w:t xml:space="preserve">things found, </w:t>
+      </w:r>
+      <w:r>
+        <w:rPr>
+          <w:color w:val="00B050"/>
+        </w:rPr>
+        <w:t>back-stories</w:t>
       </w:r>
       <w:r>
         <w:rPr>
@@ -8502,7 +8584,31 @@
         <w:rPr>
           <w:color w:val="231F20"/>
         </w:rPr>
-        <w:t>sometimes extraordinary sums of money their discoveries have fetched. This rise in finds is attributed to more people taking up the hobby, encouraged by a recent television programme ‘Detectorists’</w:t>
+        <w:t xml:space="preserve">sometimes </w:t>
+      </w:r>
+      <w:r>
+        <w:rPr>
+          <w:color w:val="00B050"/>
+        </w:rPr>
+        <w:t>extraordinary sums</w:t>
+      </w:r>
+      <w:r>
+        <w:rPr>
+          <w:color w:val="231F20"/>
+        </w:rPr>
+        <w:t xml:space="preserve"> of money their discoveries have fetched. This rise in finds </w:t>
+      </w:r>
+      <w:r>
+        <w:rPr>
+          <w:color w:val="00B050"/>
+        </w:rPr>
+        <w:t>is attributed to</w:t>
+      </w:r>
+      <w:r>
+        <w:rPr>
+          <w:color w:val="231F20"/>
+        </w:rPr>
+        <w:t xml:space="preserve"> more people taking up the hobby, encouraged by a recent television programme ‘Detectorists’</w:t>
       </w:r>
       <w:r>
         <w:rPr>
@@ -8539,7 +8645,7 @@
       </w:r>
       <w:r>
         <w:rPr>
-          <w:color w:val="231F20"/>
+          <w:color w:val="00B050"/>
         </w:rPr>
         <w:t>wowed</w:t>
       </w:r>
@@ -8747,46 +8853,46 @@
       </w:r>
       <w:r>
         <w:rPr>
-          <w:color w:val="231F20"/>
+          <w:color w:val="00B050"/>
         </w:rPr>
         <w:t>pacing</w:t>
       </w:r>
       <w:r>
         <w:rPr>
-          <w:color w:val="231F20"/>
+          <w:color w:val="00B050"/>
           <w:spacing w:val="16"/>
         </w:rPr>
         <w:t xml:space="preserve"> </w:t>
       </w:r>
       <w:r>
         <w:rPr>
-          <w:color w:val="231F20"/>
+          <w:color w:val="00B050"/>
         </w:rPr>
         <w:t>up</w:t>
       </w:r>
       <w:r>
         <w:rPr>
-          <w:color w:val="231F20"/>
+          <w:color w:val="00B050"/>
           <w:spacing w:val="16"/>
         </w:rPr>
         <w:t xml:space="preserve"> </w:t>
       </w:r>
       <w:r>
         <w:rPr>
-          <w:color w:val="231F20"/>
+          <w:color w:val="00B050"/>
         </w:rPr>
         <w:t>and</w:t>
       </w:r>
       <w:r>
         <w:rPr>
-          <w:color w:val="231F20"/>
+          <w:color w:val="00B050"/>
           <w:spacing w:val="16"/>
         </w:rPr>
         <w:t xml:space="preserve"> </w:t>
       </w:r>
       <w:r>
         <w:rPr>
-          <w:color w:val="231F20"/>
+          <w:color w:val="00B050"/>
         </w:rPr>
         <w:t>down</w:t>
       </w:r>
@@ -8906,9 +9012,27 @@
       </w:pPr>
       <w:r>
         <w:rPr>
-          <w:color w:val="231F20"/>
-        </w:rPr>
-        <w:t>Archaeologists (who study the past for a living and also dig up objects from the ground)</w:t>
+          <w:color w:val="00B050"/>
+        </w:rPr>
+        <w:t xml:space="preserve">Archaeologists </w:t>
+      </w:r>
+      <w:r>
+        <w:rPr>
+          <w:color w:val="231F20"/>
+        </w:rPr>
+        <w:t>(</w:t>
+      </w:r>
+      <w:r>
+        <w:rPr>
+          <w:color w:val="00B050"/>
+        </w:rPr>
+        <w:t>who study the past for a living</w:t>
+      </w:r>
+      <w:r>
+        <w:rPr>
+          <w:color w:val="231F20"/>
+        </w:rPr>
+        <w:t xml:space="preserve"> and also dig up objects from the ground)</w:t>
       </w:r>
       <w:r>
         <w:rPr>
@@ -9049,7 +9173,7 @@
       </w:r>
       <w:r>
         <w:rPr>
-          <w:color w:val="231F20"/>
+          <w:color w:val="00B050"/>
         </w:rPr>
         <w:t>day-to-day</w:t>
       </w:r>
@@ -9088,13 +9212,13 @@
       </w:r>
       <w:r>
         <w:rPr>
-          <w:color w:val="231F20"/>
+          <w:color w:val="00B050"/>
         </w:rPr>
         <w:t>bygone</w:t>
       </w:r>
       <w:r>
         <w:rPr>
-          <w:color w:val="231F20"/>
+          <w:color w:val="00B050"/>
           <w:spacing w:val="36"/>
         </w:rPr>
         <w:t xml:space="preserve"> </w:t>
@@ -9281,7 +9405,19 @@
         <w:rPr>
           <w:color w:val="231F20"/>
         </w:rPr>
-        <w:t>leisure pursuit, arguing that by collecting objects, detectorists are divorcing those objects from their context and most of the information that makes them valuable to an archaeologist.</w:t>
+        <w:t xml:space="preserve">leisure pursuit, arguing that by collecting objects, detectorists are </w:t>
+      </w:r>
+      <w:r>
+        <w:rPr>
+          <w:color w:val="00B050"/>
+        </w:rPr>
+        <w:t>divorcing those objects from their context</w:t>
+      </w:r>
+      <w:r>
+        <w:rPr>
+          <w:color w:val="231F20"/>
+        </w:rPr>
+        <w:t xml:space="preserve"> and most of the information that makes them valuable to an archaeologist.</w:t>
       </w:r>
     </w:p>
     <w:p>
@@ -9383,13 +9519,13 @@
       </w:r>
       <w:r>
         <w:rPr>
-          <w:color w:val="231F20"/>
+          <w:color w:val="00B050"/>
         </w:rPr>
         <w:t>wary</w:t>
       </w:r>
       <w:r>
         <w:rPr>
-          <w:color w:val="231F20"/>
+          <w:color w:val="00B050"/>
           <w:spacing w:val="40"/>
         </w:rPr>
         <w:t xml:space="preserve"> </w:t>
@@ -9422,9 +9558,27 @@
       </w:r>
       <w:r>
         <w:rPr>
-          <w:color w:val="231F20"/>
-        </w:rPr>
-        <w:t>suspecting (rightly)</w:t>
+          <w:color w:val="00B050"/>
+        </w:rPr>
+        <w:t xml:space="preserve">suspecting </w:t>
+      </w:r>
+      <w:r>
+        <w:rPr>
+          <w:color w:val="231F20"/>
+        </w:rPr>
+        <w:t>(</w:t>
+      </w:r>
+      <w:r>
+        <w:rPr>
+          <w:color w:val="00B050"/>
+        </w:rPr>
+        <w:t>rightly</w:t>
+      </w:r>
+      <w:r>
+        <w:rPr>
+          <w:color w:val="231F20"/>
+        </w:rPr>
+        <w:t>)</w:t>
       </w:r>
       <w:r>
         <w:rPr>
@@ -9624,22 +9778,28 @@
       </w:r>
       <w:r>
         <w:rPr>
-          <w:color w:val="231F20"/>
+          <w:color w:val="00B050"/>
         </w:rPr>
         <w:t>fundamentally</w:t>
       </w:r>
       <w:r>
         <w:rPr>
-          <w:color w:val="231F20"/>
+          <w:color w:val="00B050"/>
           <w:spacing w:val="26"/>
         </w:rPr>
         <w:t xml:space="preserve"> </w:t>
       </w:r>
       <w:r>
         <w:rPr>
-          <w:color w:val="231F20"/>
-        </w:rPr>
-        <w:t>acquisitive,</w:t>
+          <w:color w:val="00B050"/>
+        </w:rPr>
+        <w:t>acquisitive</w:t>
+      </w:r>
+      <w:r>
+        <w:rPr>
+          <w:color w:val="231F20"/>
+        </w:rPr>
+        <w:t>,</w:t>
       </w:r>
       <w:r>
         <w:rPr>
@@ -9650,9 +9810,15 @@
       </w:r>
       <w:r>
         <w:rPr>
-          <w:color w:val="231F20"/>
-        </w:rPr>
-        <w:t>competitive,</w:t>
+          <w:color w:val="00B050"/>
+        </w:rPr>
+        <w:t>competitive</w:t>
+      </w:r>
+      <w:r>
+        <w:rPr>
+          <w:color w:val="231F20"/>
+        </w:rPr>
+        <w:t>,</w:t>
       </w:r>
       <w:r>
         <w:rPr>
@@ -9689,9 +9855,15 @@
       </w:r>
       <w:r>
         <w:rPr>
-          <w:color w:val="231F20"/>
-        </w:rPr>
-        <w:t>lucrative,</w:t>
+          <w:color w:val="00B050"/>
+        </w:rPr>
+        <w:t>lucrative</w:t>
+      </w:r>
+      <w:r>
+        <w:rPr>
+          <w:color w:val="231F20"/>
+        </w:rPr>
+        <w:t>,</w:t>
       </w:r>
       <w:r>
         <w:rPr>
@@ -9756,33 +9928,33 @@
       </w:r>
       <w:r>
         <w:rPr>
-          <w:color w:val="231F20"/>
+          <w:color w:val="00B050"/>
         </w:rPr>
         <w:t>bend</w:t>
       </w:r>
       <w:r>
         <w:rPr>
-          <w:color w:val="231F20"/>
+          <w:color w:val="00B050"/>
           <w:spacing w:val="-3"/>
         </w:rPr>
         <w:t xml:space="preserve"> </w:t>
       </w:r>
       <w:r>
         <w:rPr>
-          <w:color w:val="231F20"/>
+          <w:color w:val="00B050"/>
         </w:rPr>
         <w:t>the</w:t>
       </w:r>
       <w:r>
         <w:rPr>
-          <w:color w:val="231F20"/>
+          <w:color w:val="00B050"/>
           <w:spacing w:val="-2"/>
         </w:rPr>
         <w:t xml:space="preserve"> </w:t>
       </w:r>
       <w:r>
         <w:rPr>
-          <w:color w:val="231F20"/>
+          <w:color w:val="00B050"/>
         </w:rPr>
         <w:t>rules</w:t>
       </w:r>
@@ -9818,7 +9990,21 @@
         <w:rPr>
           <w:color w:val="231F20"/>
         </w:rPr>
-        <w:t>Add that to concerns that digging in public spaces creates trip hazards and in some locations may</w:t>
+        <w:t xml:space="preserve">Add that to concerns that digging in public spaces creates trip </w:t>
+      </w:r>
+      <w:bookmarkStart w:id="0" w:name="_GoBack"/>
+      <w:r>
+        <w:rPr>
+          <w:color w:val="00B050"/>
+        </w:rPr>
+        <w:t xml:space="preserve">hazards </w:t>
+      </w:r>
+      <w:bookmarkEnd w:id="0"/>
+      <w:r>
+        <w:rPr>
+          <w:color w:val="231F20"/>
+        </w:rPr>
+        <w:t>and in some locations may</w:t>
       </w:r>
       <w:r>
         <w:rPr>
@@ -9881,9 +10067,15 @@
       </w:r>
       <w:r>
         <w:rPr>
-          <w:color w:val="231F20"/>
-        </w:rPr>
-        <w:t>flora,</w:t>
+          <w:color w:val="00B050"/>
+        </w:rPr>
+        <w:t>flora</w:t>
+      </w:r>
+      <w:r>
+        <w:rPr>
+          <w:color w:val="231F20"/>
+        </w:rPr>
+        <w:t>,</w:t>
       </w:r>
       <w:r>
         <w:rPr>
@@ -10013,7 +10205,19 @@
         <w:rPr>
           <w:color w:val="231F20"/>
         </w:rPr>
-        <w:t>of an image problem.</w:t>
+        <w:t>of an</w:t>
+      </w:r>
+      <w:r>
+        <w:rPr>
+          <w:color w:val="00B050"/>
+        </w:rPr>
+        <w:t xml:space="preserve"> image problem</w:t>
+      </w:r>
+      <w:r>
+        <w:rPr>
+          <w:color w:val="231F20"/>
+        </w:rPr>
+        <w:t>.</w:t>
       </w:r>
     </w:p>
     <w:p>
